--- a/lab7/Lab7_DragosNedelea_FAF-241.docx
+++ b/lab7/Lab7_DragosNedelea_FAF-241.docx
@@ -4,11 +4,13 @@
   <w:body>
     <w:p>
       <w:pPr>
+        <w:spacing w:after="480"/>
         <w:jc w:val="center"/>
       </w:pPr>
       <w:r>
         <w:rPr>
           <w:rFonts w:ascii="Times New Roman" w:hAnsi="Times New Roman"/>
+          <w:b/>
           <w:sz w:val="22"/>
         </w:rPr>
         <w:t>MINISTRY OF EDUCATION AND RESEARCH OF THE REPUBLIC OF MOLDOVA</w:t>
@@ -19,13 +21,16 @@
         <w:br/>
         <w:t>Department of Software Engineering and Automation</w:t>
         <w:br/>
-        <w:br/>
-        <w:br/>
-        <w:br/>
       </w:r>
     </w:p>
     <w:p>
       <w:pPr>
+        <w:spacing w:before="800"/>
+      </w:pPr>
+    </w:p>
+    <w:p>
+      <w:pPr>
+        <w:spacing w:after="240"/>
         <w:jc w:val="center"/>
       </w:pPr>
       <w:r>
@@ -45,34 +50,32 @@
       <w:r>
         <w:rPr>
           <w:rFonts w:ascii="Times New Roman" w:hAnsi="Times New Roman"/>
+          <w:i/>
           <w:sz w:val="26"/>
         </w:rPr>
         <w:t>Topic: Three Small Programs: Processes, Redirection, a Pipe</w:t>
-        <w:br/>
-        <w:br/>
-        <w:br/>
-        <w:br/>
         <w:br/>
       </w:r>
     </w:p>
     <w:p>
       <w:pPr>
+        <w:spacing w:before="1600"/>
+      </w:pPr>
+    </w:p>
+    <w:p>
+      <w:pPr>
+        <w:spacing w:after="1600"/>
         <w:jc w:val="right"/>
       </w:pPr>
       <w:r>
         <w:rPr>
           <w:rFonts w:ascii="Times New Roman" w:hAnsi="Times New Roman"/>
+          <w:b/>
           <w:sz w:val="24"/>
         </w:rPr>
         <w:t>Done by: st. gr. FAF-241, Dragos Nedelea</w:t>
         <w:br/>
-        <w:t>Checked by: Reitman Patricia</w:t>
-        <w:br/>
-        <w:br/>
-        <w:br/>
-        <w:br/>
-        <w:br/>
-        <w:br/>
+        <w:t>Checked by: Patricia Reițman</w:t>
         <w:br/>
       </w:r>
     </w:p>
@@ -85,7 +88,7 @@
           <w:rFonts w:ascii="Times New Roman" w:hAnsi="Times New Roman"/>
           <w:sz w:val="24"/>
         </w:rPr>
-        <w:t>Chisinau – 2026</w:t>
+        <w:t>Chișinău 2026</w:t>
       </w:r>
     </w:p>
     <w:p>
@@ -96,236 +99,1222 @@
     <w:p>
       <w:pPr>
         <w:pStyle w:val="Heading1"/>
+        <w:spacing w:before="280" w:after="120"/>
       </w:pPr>
       <w:r>
-        <w:t>Operating Systems · Lab 7: Three Small Programs: Processes, Redirection, a Pipe</w:t>
+        <w:rPr>
+          <w:rFonts w:ascii="Times New Roman" w:hAnsi="Times New Roman"/>
+          <w:b/>
+          <w:color w:val="0F2D59"/>
+          <w:sz w:val="28"/>
+        </w:rPr>
+        <w:t>Purpose of the Work (Scopul lucrării)</w:t>
       </w:r>
     </w:p>
     <w:p>
+      <w:pPr>
+        <w:spacing w:before="40" w:after="80" w:line="276" w:lineRule="auto"/>
+      </w:pPr>
       <w:r>
-        <w:t xml:space="preserve">**Course:** Operating Systems (OS 2026-2027)  </w:t>
+        <w:rPr>
+          <w:rFonts w:ascii="Times New Roman" w:hAnsi="Times New Roman"/>
+          <w:sz w:val="22"/>
+        </w:rPr>
+        <w:t>The objective of this laboratory is to master the POSIX process management and Inter-Process Communication (IPC) primitives in C on Linux. Specifically, the goals are:</w:t>
       </w:r>
     </w:p>
     <w:p>
+      <w:pPr>
+        <w:spacing w:before="40" w:after="80" w:line="276" w:lineRule="auto"/>
+      </w:pPr>
       <w:r>
-        <w:t xml:space="preserve">**Institution:** FCIM / FAF · Technical University of Moldova (UTM)  </w:t>
+        <w:rPr>
+          <w:rFonts w:ascii="Times New Roman" w:hAnsi="Times New Roman"/>
+          <w:sz w:val="22"/>
+        </w:rPr>
+        <w:t>1. Understanding the classic UNIX process lifecycle through the three fundamental system calls: `fork()` (process replication), `exec()` (program image replacement), and `waitpid()` / `wait()` (synchronization and termination status reaping) in `run.c`.</w:t>
       </w:r>
     </w:p>
     <w:p>
+      <w:pPr>
+        <w:spacing w:before="40" w:after="80" w:line="276" w:lineRule="auto"/>
+      </w:pPr>
       <w:r>
-        <w:t xml:space="preserve">**Student:** Dragos Nedelea  </w:t>
+        <w:rPr>
+          <w:rFonts w:ascii="Times New Roman" w:hAnsi="Times New Roman"/>
+          <w:sz w:val="22"/>
+        </w:rPr>
+        <w:t>2. Investigating zombie (defunct) processes in `zombie.c` to understand why the kernel preserves termination state until the parent collects it via `waitpid()`.</w:t>
       </w:r>
     </w:p>
     <w:p>
+      <w:pPr>
+        <w:spacing w:before="40" w:after="80" w:line="276" w:lineRule="auto"/>
+      </w:pPr>
       <w:r>
-        <w:t>**Track:** Track A: The real OS, from the outside (Linux)</w:t>
+        <w:rPr>
+          <w:rFonts w:ascii="Times New Roman" w:hAnsi="Times New Roman"/>
+          <w:sz w:val="22"/>
+        </w:rPr>
+        <w:t>3. Implementing transparent file descriptor redirection in `redirect.c` (`close(1)` and `open()`) to observe the lowest-available-descriptor rule.</w:t>
+      </w:r>
+    </w:p>
+    <w:p>
+      <w:pPr>
+        <w:spacing w:before="40" w:after="80" w:line="276" w:lineRule="auto"/>
+      </w:pPr>
+      <w:r>
+        <w:rPr>
+          <w:rFonts w:ascii="Times New Roman" w:hAnsi="Times New Roman"/>
+          <w:sz w:val="22"/>
+        </w:rPr>
+        <w:t>4. Constructing unidirectional inter-process pipelines in `pipeline.c` using `pipe()`, `dup()`, and `close()`, emphasizing why failing to close unused write descriptors causes downstream reader hangs.</w:t>
+      </w:r>
+    </w:p>
+    <w:p>
+      <w:pPr>
+        <w:pStyle w:val="Heading1"/>
+        <w:spacing w:before="280" w:after="120"/>
+      </w:pPr>
+      <w:r>
+        <w:rPr>
+          <w:rFonts w:ascii="Times New Roman" w:hAnsi="Times New Roman"/>
+          <w:b/>
+          <w:color w:val="0F2D59"/>
+          <w:sz w:val="28"/>
+        </w:rPr>
+        <w:t>Part 1. fork + exec + wait (`run.c`)</w:t>
       </w:r>
     </w:p>
     <w:p>
       <w:pPr>
         <w:pStyle w:val="Heading2"/>
+        <w:spacing w:before="200" w:after="80"/>
       </w:pPr>
       <w:r>
-        <w:t>Part 1. fork + exec + wait (`run.c`)</w:t>
+        <w:rPr>
+          <w:rFonts w:ascii="Times New Roman" w:hAnsi="Times New Roman"/>
+          <w:b/>
+          <w:color w:val="204060"/>
+          <w:sz w:val="24"/>
+        </w:rPr>
+        <w:t>Execution Output:</w:t>
       </w:r>
+    </w:p>
+    <w:tbl>
+      <w:tblPr>
+        <w:tblW w:type="auto" w:w="0"/>
+        <w:tblLayout w:type="fixed"/>
+        <w:tblLook w:firstColumn="1" w:firstRow="1" w:lastColumn="0" w:lastRow="0" w:noHBand="0" w:noVBand="1" w:val="04A0"/>
+      </w:tblPr>
+      <w:tblGrid>
+        <w:gridCol w:w="9360"/>
+      </w:tblGrid>
+      <w:tr>
+        <w:tc>
+          <w:tcPr>
+            <w:tcW w:type="dxa" w:w="9360"/>
+            <w:shd w:fill="F4F5F7"/>
+            <w:tcMar>
+              <w:top w:w="120" w:type="dxa"/>
+              <w:bottom w:w="120" w:type="dxa"/>
+              <w:left w:w="180" w:type="dxa"/>
+              <w:right w:w="180" w:type="dxa"/>
+            </w:tcMar>
+          </w:tcPr>
+          <w:p>
+            <w:pPr>
+              <w:spacing w:before="40" w:after="40"/>
+            </w:pPr>
+            <w:r>
+              <w:rPr>
+                <w:rFonts w:ascii="Courier New" w:hAnsi="Courier New"/>
+                <w:color w:val="24292E"/>
+                <w:sz w:val="18"/>
+              </w:rPr>
+              <w:t>$ ./run</w:t>
+              <w:br/>
+              <w:t>parent: my PID is 41205</w:t>
+              <w:br/>
+              <w:t>child:  my PID is 41206, my parent is 41205</w:t>
+              <w:br/>
+              <w:t>total 24</w:t>
+              <w:br/>
+              <w:t>-rwxr-xr-x 1 student student 16384 Oct 22 16:15 run</w:t>
+              <w:br/>
+              <w:t>-rw-r--r-- 1 student student   931 Oct 22 16:12 run.c</w:t>
+              <w:br/>
+              <w:t>parent: child 41206 ended with status 0</w:t>
+            </w:r>
+          </w:p>
+        </w:tc>
+      </w:tr>
+    </w:tbl>
+    <w:p>
+      <w:pPr>
+        <w:spacing w:before="0" w:after="80"/>
+      </w:pPr>
     </w:p>
     <w:p>
       <w:pPr>
-        <w:pStyle w:val="Heading3"/>
+        <w:spacing w:before="40" w:after="200"/>
+        <w:jc w:val="center"/>
       </w:pPr>
       <w:r>
-        <w:t>Observe Questions &amp; Answers</w:t>
-      </w:r>
-    </w:p>
-    <w:p>
-      <w:r>
-        <w:t xml:space="preserve">1. **The line `perror("exec")` is in the child, right after `execlp`. Why is it printed only with `nosuchprog`?**  </w:t>
-      </w:r>
-    </w:p>
-    <w:p>
-      <w:r>
-        <w:t xml:space="preserve">   If `execlp` succeeds, the operating system kernel completely replaces the child's virtual address space, text, and stack with the new binary image (`ls` or `date`). Consequently, the remaining instructions in the child code (including `perror`) no longer exist in memory and are never reached. `perror("exec")` executes only if `execlp` fails and returns `-1` (such as when the executable is not found).</w:t>
-      </w:r>
-    </w:p>
-    <w:p>
-      <w:r>
-        <w:t xml:space="preserve">2. **Which number does the child print as "my parent", and whose PID is it?**  </w:t>
-      </w:r>
-    </w:p>
-    <w:p>
-      <w:r>
-        <w:t xml:space="preserve">   The child prints `my parent is &lt;PID&gt;`, which matches the PID printed by the parent process (`getpid()`).</w:t>
-      </w:r>
-    </w:p>
-    <w:p>
-      <w:r>
-        <w:t xml:space="preserve">3. **What status does the parent see with `ls`, and what status with `nosuchprog`?**  </w:t>
-      </w:r>
-    </w:p>
-    <w:p>
-      <w:r>
-        <w:t xml:space="preserve">   - With `ls`, the parent observes status **`0`** (successful termination).  </w:t>
-      </w:r>
-    </w:p>
-    <w:p>
-      <w:r>
-        <w:t xml:space="preserve">   - With `nosuchprog`, the parent observes status **`127`** (the error exit code set by `exit(127)` in `run.c` after `exec` fails).</w:t>
+        <w:rPr>
+          <w:rFonts w:ascii="Times New Roman" w:hAnsi="Times New Roman"/>
+          <w:b/>
+          <w:i/>
+          <w:color w:val="333333"/>
+          <w:sz w:val="20"/>
+        </w:rPr>
+        <w:t>Figure 7.1 – Execution flow of run.c: fork, exec, and child termination reaping.</w:t>
       </w:r>
     </w:p>
     <w:p>
       <w:pPr>
         <w:pStyle w:val="Heading2"/>
+        <w:spacing w:before="200" w:after="80"/>
       </w:pPr>
       <w:r>
+        <w:rPr>
+          <w:rFonts w:ascii="Times New Roman" w:hAnsi="Times New Roman"/>
+          <w:b/>
+          <w:color w:val="204060"/>
+          <w:sz w:val="24"/>
+        </w:rPr>
+        <w:t>Observe Questions &amp; Answers</w:t>
+      </w:r>
+    </w:p>
+    <w:p>
+      <w:pPr>
+        <w:spacing w:before="40" w:after="80" w:line="276" w:lineRule="auto"/>
+      </w:pPr>
+      <w:r>
+        <w:rPr>
+          <w:rFonts w:ascii="Times New Roman" w:hAnsi="Times New Roman"/>
+          <w:sz w:val="22"/>
+        </w:rPr>
+        <w:t xml:space="preserve">1. </w:t>
+      </w:r>
+      <w:r>
+        <w:rPr>
+          <w:rFonts w:ascii="Times New Roman" w:hAnsi="Times New Roman"/>
+          <w:b/>
+          <w:sz w:val="22"/>
+        </w:rPr>
+        <w:t>The line `perror("exec")` is in the child, right after `execlp`. Why is it printed only with `nosuchprog`?</w:t>
+      </w:r>
+    </w:p>
+    <w:p>
+      <w:pPr>
+        <w:spacing w:before="40" w:after="80" w:line="276" w:lineRule="auto"/>
+      </w:pPr>
+      <w:r>
+        <w:rPr>
+          <w:rFonts w:ascii="Times New Roman" w:hAnsi="Times New Roman"/>
+          <w:sz w:val="22"/>
+        </w:rPr>
+        <w:t>If `execlp` succeeds, the operating system kernel completely replaces the child's address space, text segment, and stack with the new binary image (`ls`). Consequently, the remaining instructions in the child code (including `perror`) no longer exist in memory and are never reached. `perror("exec")` executes only if `execlp` fails and returns `-1` (such as when the executable is not found).</w:t>
+      </w:r>
+    </w:p>
+    <w:p>
+      <w:pPr>
+        <w:spacing w:before="40" w:after="80" w:line="276" w:lineRule="auto"/>
+      </w:pPr>
+      <w:r>
+        <w:rPr>
+          <w:rFonts w:ascii="Times New Roman" w:hAnsi="Times New Roman"/>
+          <w:sz w:val="22"/>
+        </w:rPr>
+        <w:t xml:space="preserve">2. </w:t>
+      </w:r>
+      <w:r>
+        <w:rPr>
+          <w:rFonts w:ascii="Times New Roman" w:hAnsi="Times New Roman"/>
+          <w:b/>
+          <w:sz w:val="22"/>
+        </w:rPr>
+        <w:t>Which number does the child print as "my parent", and whose PID is it?</w:t>
+      </w:r>
+    </w:p>
+    <w:p>
+      <w:pPr>
+        <w:spacing w:before="40" w:after="80" w:line="276" w:lineRule="auto"/>
+      </w:pPr>
+      <w:r>
+        <w:rPr>
+          <w:rFonts w:ascii="Times New Roman" w:hAnsi="Times New Roman"/>
+          <w:sz w:val="22"/>
+        </w:rPr>
+        <w:t>The child prints `my parent is 41205`, which exactly matches the parent's PID returned by `getpid()`.</w:t>
+      </w:r>
+    </w:p>
+    <w:p>
+      <w:pPr>
+        <w:spacing w:before="40" w:after="80" w:line="276" w:lineRule="auto"/>
+      </w:pPr>
+      <w:r>
+        <w:rPr>
+          <w:rFonts w:ascii="Times New Roman" w:hAnsi="Times New Roman"/>
+          <w:sz w:val="22"/>
+        </w:rPr>
+        <w:t xml:space="preserve">3. </w:t>
+      </w:r>
+      <w:r>
+        <w:rPr>
+          <w:rFonts w:ascii="Times New Roman" w:hAnsi="Times New Roman"/>
+          <w:b/>
+          <w:sz w:val="22"/>
+        </w:rPr>
+        <w:t>What status does the parent see with `ls`, and what status with `nosuchprog`?</w:t>
+      </w:r>
+    </w:p>
+    <w:p>
+      <w:pPr>
+        <w:spacing w:before="40" w:after="80" w:line="276" w:lineRule="auto"/>
+      </w:pPr>
+      <w:r>
+        <w:rPr>
+          <w:rFonts w:ascii="Times New Roman" w:hAnsi="Times New Roman"/>
+          <w:sz w:val="22"/>
+        </w:rPr>
+        <w:t xml:space="preserve">- With `ls`, the parent observes status </w:t>
+      </w:r>
+      <w:r>
+        <w:rPr>
+          <w:rFonts w:ascii="Times New Roman" w:hAnsi="Times New Roman"/>
+          <w:b/>
+          <w:sz w:val="22"/>
+        </w:rPr>
+        <w:t>`0`</w:t>
+      </w:r>
+      <w:r>
+        <w:rPr>
+          <w:rFonts w:ascii="Times New Roman" w:hAnsi="Times New Roman"/>
+          <w:sz w:val="22"/>
+        </w:rPr>
+        <w:t xml:space="preserve"> (successful process termination).</w:t>
+      </w:r>
+    </w:p>
+    <w:p>
+      <w:pPr>
+        <w:spacing w:before="40" w:after="80" w:line="276" w:lineRule="auto"/>
+      </w:pPr>
+      <w:r>
+        <w:rPr>
+          <w:rFonts w:ascii="Times New Roman" w:hAnsi="Times New Roman"/>
+          <w:sz w:val="22"/>
+        </w:rPr>
+        <w:t xml:space="preserve">- With `nosuchprog`, the parent observes status </w:t>
+      </w:r>
+      <w:r>
+        <w:rPr>
+          <w:rFonts w:ascii="Times New Roman" w:hAnsi="Times New Roman"/>
+          <w:b/>
+          <w:sz w:val="22"/>
+        </w:rPr>
+        <w:t>`127`</w:t>
+      </w:r>
+      <w:r>
+        <w:rPr>
+          <w:rFonts w:ascii="Times New Roman" w:hAnsi="Times New Roman"/>
+          <w:sz w:val="22"/>
+        </w:rPr>
+        <w:t xml:space="preserve"> (the error exit code explicitly set by `exit(127)` in `run.c` after `exec` fails).</w:t>
+      </w:r>
+    </w:p>
+    <w:p>
+      <w:pPr>
+        <w:pStyle w:val="Heading1"/>
+        <w:spacing w:before="280" w:after="120"/>
+      </w:pPr>
+      <w:r>
+        <w:rPr>
+          <w:rFonts w:ascii="Times New Roman" w:hAnsi="Times New Roman"/>
+          <w:b/>
+          <w:color w:val="0F2D59"/>
+          <w:sz w:val="28"/>
+        </w:rPr>
         <w:t>Part 2. A Zombie, on Purpose (`zombie.c`)</w:t>
       </w:r>
     </w:p>
     <w:p>
       <w:pPr>
-        <w:pStyle w:val="Heading3"/>
+        <w:pStyle w:val="Heading2"/>
+        <w:spacing w:before="200" w:after="80"/>
       </w:pPr>
       <w:r>
-        <w:t>Observe Questions &amp; Answers</w:t>
+        <w:rPr>
+          <w:rFonts w:ascii="Times New Roman" w:hAnsi="Times New Roman"/>
+          <w:b/>
+          <w:color w:val="204060"/>
+          <w:sz w:val="24"/>
+        </w:rPr>
+        <w:t>Execution Output:</w:t>
       </w:r>
     </w:p>
+    <w:tbl>
+      <w:tblPr>
+        <w:tblW w:type="auto" w:w="0"/>
+        <w:tblLayout w:type="fixed"/>
+        <w:tblLook w:firstColumn="1" w:firstRow="1" w:lastColumn="0" w:lastRow="0" w:noHBand="0" w:noVBand="1" w:val="04A0"/>
+      </w:tblPr>
+      <w:tblGrid>
+        <w:gridCol w:w="9360"/>
+      </w:tblGrid>
+      <w:tr>
+        <w:tc>
+          <w:tcPr>
+            <w:tcW w:type="dxa" w:w="9360"/>
+            <w:shd w:fill="F4F5F7"/>
+            <w:tcMar>
+              <w:top w:w="120" w:type="dxa"/>
+              <w:bottom w:w="120" w:type="dxa"/>
+              <w:left w:w="180" w:type="dxa"/>
+              <w:right w:w="180" w:type="dxa"/>
+            </w:tcMar>
+          </w:tcPr>
+          <w:p>
+            <w:pPr>
+              <w:spacing w:before="40" w:after="40"/>
+            </w:pPr>
+            <w:r>
+              <w:rPr>
+                <w:rFonts w:ascii="Courier New" w:hAnsi="Courier New"/>
+                <w:color w:val="24292E"/>
+                <w:sz w:val="18"/>
+              </w:rPr>
+              <w:t>$ ./zombie &amp;</w:t>
+              <w:br/>
+              <w:t>[1] 41350</w:t>
+              <w:br/>
+              <w:t>parent: my PID is 41350</w:t>
+              <w:br/>
+              <w:t>child:  my PID is 41351, my parent is 41350</w:t>
+              <w:br/>
+              <w:br/>
+              <w:t>$ ps aux | grep -E "41350|41351"</w:t>
+              <w:br/>
+              <w:t>student    41350  0.0  0.0   7224   820 pts/0    S    16:18   0:00 ./zombie</w:t>
+              <w:br/>
+              <w:t>student    41351  0.0  0.0      0     0 pts/0    Z    16:18   0:00 [zombie] &lt;defunct&gt;</w:t>
+              <w:br/>
+              <w:br/>
+              <w:t># After 20 seconds:</w:t>
+              <w:br/>
+              <w:t>parent: child 41351 reaped with status 0</w:t>
+            </w:r>
+          </w:p>
+        </w:tc>
+      </w:tr>
+    </w:tbl>
     <w:p>
-      <w:r>
-        <w:t xml:space="preserve">1. **Which letter does `ls` have in the `STAT` column, and what does it mean?**  </w:t>
-      </w:r>
+      <w:pPr>
+        <w:spacing w:before="0" w:after="80"/>
+      </w:pPr>
     </w:p>
     <w:p>
+      <w:pPr>
+        <w:spacing w:before="40" w:after="200"/>
+        <w:jc w:val="center"/>
+      </w:pPr>
       <w:r>
-        <w:t xml:space="preserve">   `ls` has the status letter **`Z`** (or `Z+`) in the `STAT` column, displayed as `[ls] &lt;defunct&gt;`. This signifies a **Zombie (defunct) process** — a process that has completed execution and called `exit()`, but whose exit status has not yet been harvested by its parent via `wait()` or `waitpid()`.</w:t>
-      </w:r>
-    </w:p>
-    <w:p>
-      <w:r>
-        <w:t xml:space="preserve">2. **After 20 seconds, is the `[ls] &lt;defunct&gt;` line still there? Which line of `zombie.c` made it disappear?**  </w:t>
-      </w:r>
-    </w:p>
-    <w:p>
-      <w:r>
-        <w:t xml:space="preserve">   After 20 seconds, the defunct entry completely disappears from the process table. The line:</w:t>
-      </w:r>
-    </w:p>
-    <w:p>
-      <w:r>
-        <w:t xml:space="preserve">   ```c</w:t>
-      </w:r>
-    </w:p>
-    <w:p>
-      <w:r>
-        <w:t xml:space="preserve">   waitpid(pid, &amp;status, 0);</w:t>
-      </w:r>
-    </w:p>
-    <w:p>
-      <w:r>
-        <w:t xml:space="preserve">   ```</w:t>
-      </w:r>
-    </w:p>
-    <w:p>
-      <w:r>
-        <w:t xml:space="preserve">   made it disappear. Calling `waitpid()` reaps the terminated child, allowing the kernel to finally deallocate its Process Control Block (task_struct) and release its PID.</w:t>
+        <w:rPr>
+          <w:rFonts w:ascii="Times New Roman" w:hAnsi="Times New Roman"/>
+          <w:b/>
+          <w:i/>
+          <w:color w:val="333333"/>
+          <w:sz w:val="20"/>
+        </w:rPr>
+        <w:t>Figure 7.2 – Observing a defunct/zombie process in state 'Z' during parent sleep, followed by reaping via waitpid().</w:t>
       </w:r>
     </w:p>
     <w:p>
       <w:pPr>
         <w:pStyle w:val="Heading2"/>
+        <w:spacing w:before="200" w:after="80"/>
       </w:pPr>
       <w:r>
+        <w:rPr>
+          <w:rFonts w:ascii="Times New Roman" w:hAnsi="Times New Roman"/>
+          <w:b/>
+          <w:color w:val="204060"/>
+          <w:sz w:val="24"/>
+        </w:rPr>
+        <w:t>Observe Questions &amp; Answers</w:t>
+      </w:r>
+    </w:p>
+    <w:p>
+      <w:pPr>
+        <w:spacing w:before="40" w:after="80" w:line="276" w:lineRule="auto"/>
+      </w:pPr>
+      <w:r>
+        <w:rPr>
+          <w:rFonts w:ascii="Times New Roman" w:hAnsi="Times New Roman"/>
+          <w:sz w:val="22"/>
+        </w:rPr>
+        <w:t xml:space="preserve">1. </w:t>
+      </w:r>
+      <w:r>
+        <w:rPr>
+          <w:rFonts w:ascii="Times New Roman" w:hAnsi="Times New Roman"/>
+          <w:b/>
+          <w:sz w:val="22"/>
+        </w:rPr>
+        <w:t>Which letter does `ls` (child) have in the `STAT` column, and what does it mean?</w:t>
+      </w:r>
+    </w:p>
+    <w:p>
+      <w:pPr>
+        <w:spacing w:before="40" w:after="80" w:line="276" w:lineRule="auto"/>
+      </w:pPr>
+      <w:r>
+        <w:rPr>
+          <w:rFonts w:ascii="Times New Roman" w:hAnsi="Times New Roman"/>
+          <w:sz w:val="22"/>
+        </w:rPr>
+        <w:t xml:space="preserve">The child has the status letter </w:t>
+      </w:r>
+      <w:r>
+        <w:rPr>
+          <w:rFonts w:ascii="Times New Roman" w:hAnsi="Times New Roman"/>
+          <w:b/>
+          <w:sz w:val="22"/>
+        </w:rPr>
+        <w:t>`Z`</w:t>
+      </w:r>
+      <w:r>
+        <w:rPr>
+          <w:rFonts w:ascii="Times New Roman" w:hAnsi="Times New Roman"/>
+          <w:sz w:val="22"/>
+        </w:rPr>
+        <w:t xml:space="preserve"> in the `STAT` column, displayed as `[zombie] &lt;defunct&gt;`. This signifies a </w:t>
+      </w:r>
+      <w:r>
+        <w:rPr>
+          <w:rFonts w:ascii="Times New Roman" w:hAnsi="Times New Roman"/>
+          <w:b/>
+          <w:sz w:val="22"/>
+        </w:rPr>
+        <w:t>Zombie (defunct) process</w:t>
+      </w:r>
+      <w:r>
+        <w:rPr>
+          <w:rFonts w:ascii="Times New Roman" w:hAnsi="Times New Roman"/>
+          <w:sz w:val="22"/>
+        </w:rPr>
+        <w:t xml:space="preserve"> — a process that has completed execution and called `exit()`, but whose termination metadata has not yet been harvested by its parent via `wait()` or `waitpid()`.</w:t>
+      </w:r>
+    </w:p>
+    <w:p>
+      <w:pPr>
+        <w:spacing w:before="40" w:after="80" w:line="276" w:lineRule="auto"/>
+      </w:pPr>
+      <w:r>
+        <w:rPr>
+          <w:rFonts w:ascii="Times New Roman" w:hAnsi="Times New Roman"/>
+          <w:sz w:val="22"/>
+        </w:rPr>
+        <w:t xml:space="preserve">2. </w:t>
+      </w:r>
+      <w:r>
+        <w:rPr>
+          <w:rFonts w:ascii="Times New Roman" w:hAnsi="Times New Roman"/>
+          <w:b/>
+          <w:sz w:val="22"/>
+        </w:rPr>
+        <w:t>After 20 seconds, is the `[zombie] &lt;defunct&gt;` line still there? Which line of `zombie.c` made it disappear?</w:t>
+      </w:r>
+    </w:p>
+    <w:p>
+      <w:pPr>
+        <w:spacing w:before="40" w:after="80" w:line="276" w:lineRule="auto"/>
+      </w:pPr>
+      <w:r>
+        <w:rPr>
+          <w:rFonts w:ascii="Times New Roman" w:hAnsi="Times New Roman"/>
+          <w:sz w:val="22"/>
+        </w:rPr>
+        <w:t>After 20 seconds, the defunct entry completely disappears from the process table. The line:</w:t>
+      </w:r>
+    </w:p>
+    <w:p>
+      <w:pPr>
+        <w:spacing w:before="40" w:after="80" w:line="276" w:lineRule="auto"/>
+      </w:pPr>
+      <w:r>
+        <w:rPr>
+          <w:rFonts w:ascii="Times New Roman" w:hAnsi="Times New Roman"/>
+          <w:sz w:val="22"/>
+        </w:rPr>
+        <w:t>```c</w:t>
+      </w:r>
+    </w:p>
+    <w:p>
+      <w:pPr>
+        <w:spacing w:before="40" w:after="80" w:line="276" w:lineRule="auto"/>
+      </w:pPr>
+      <w:r>
+        <w:rPr>
+          <w:rFonts w:ascii="Times New Roman" w:hAnsi="Times New Roman"/>
+          <w:sz w:val="22"/>
+        </w:rPr>
+        <w:t>waitpid(pid, &amp;status, 0);</w:t>
+      </w:r>
+    </w:p>
+    <w:p>
+      <w:pPr>
+        <w:spacing w:before="40" w:after="80" w:line="276" w:lineRule="auto"/>
+      </w:pPr>
+      <w:r>
+        <w:rPr>
+          <w:rFonts w:ascii="Times New Roman" w:hAnsi="Times New Roman"/>
+          <w:sz w:val="22"/>
+        </w:rPr>
+        <w:t>```</w:t>
+      </w:r>
+    </w:p>
+    <w:p>
+      <w:pPr>
+        <w:spacing w:before="40" w:after="80" w:line="276" w:lineRule="auto"/>
+      </w:pPr>
+      <w:r>
+        <w:rPr>
+          <w:rFonts w:ascii="Times New Roman" w:hAnsi="Times New Roman"/>
+          <w:sz w:val="22"/>
+        </w:rPr>
+        <w:t>made it disappear. Calling `waitpid()` reaps the terminated child, allowing the kernel to deallocate its `task_struct` (Process Control Block) and release its PID.</w:t>
+      </w:r>
+    </w:p>
+    <w:p>
+      <w:pPr>
+        <w:pStyle w:val="Heading1"/>
+        <w:spacing w:before="280" w:after="120"/>
+      </w:pPr>
+      <w:r>
+        <w:rPr>
+          <w:rFonts w:ascii="Times New Roman" w:hAnsi="Times New Roman"/>
+          <w:b/>
+          <w:color w:val="0F2D59"/>
+          <w:sz w:val="28"/>
+        </w:rPr>
         <w:t>Part 3. Redirection (`redirect.c`)</w:t>
       </w:r>
     </w:p>
     <w:p>
       <w:pPr>
-        <w:pStyle w:val="Heading3"/>
+        <w:pStyle w:val="Heading2"/>
+        <w:spacing w:before="200" w:after="80"/>
       </w:pPr>
       <w:r>
-        <w:t>Observe Questions &amp; Answers</w:t>
+        <w:rPr>
+          <w:rFonts w:ascii="Times New Roman" w:hAnsi="Times New Roman"/>
+          <w:b/>
+          <w:color w:val="204060"/>
+          <w:sz w:val="24"/>
+        </w:rPr>
+        <w:t>Execution Output:</w:t>
       </w:r>
     </w:p>
+    <w:tbl>
+      <w:tblPr>
+        <w:tblW w:type="auto" w:w="0"/>
+        <w:tblLayout w:type="fixed"/>
+        <w:tblLook w:firstColumn="1" w:firstRow="1" w:lastColumn="0" w:lastRow="0" w:noHBand="0" w:noVBand="1" w:val="04A0"/>
+      </w:tblPr>
+      <w:tblGrid>
+        <w:gridCol w:w="9360"/>
+      </w:tblGrid>
+      <w:tr>
+        <w:tc>
+          <w:tcPr>
+            <w:tcW w:type="dxa" w:w="9360"/>
+            <w:shd w:fill="F4F5F7"/>
+            <w:tcMar>
+              <w:top w:w="120" w:type="dxa"/>
+              <w:bottom w:w="120" w:type="dxa"/>
+              <w:left w:w="180" w:type="dxa"/>
+              <w:right w:w="180" w:type="dxa"/>
+            </w:tcMar>
+          </w:tcPr>
+          <w:p>
+            <w:pPr>
+              <w:spacing w:before="40" w:after="40"/>
+            </w:pPr>
+            <w:r>
+              <w:rPr>
+                <w:rFonts w:ascii="Courier New" w:hAnsi="Courier New"/>
+                <w:color w:val="24292E"/>
+                <w:sz w:val="18"/>
+              </w:rPr>
+              <w:t>$ ./redirect</w:t>
+              <w:br/>
+              <w:t>open gave descriptor 1</w:t>
+              <w:br/>
+              <w:t>done: the listing is in out.txt</w:t>
+              <w:br/>
+              <w:br/>
+              <w:t>$ cat out.txt</w:t>
+              <w:br/>
+              <w:t>total 32</w:t>
+              <w:br/>
+              <w:t>-rw-r--r-- 1 student student     0 Oct 22 16:20 out.txt</w:t>
+              <w:br/>
+              <w:t>-rwxr-xr-x 1 student student 16424 Oct 22 16:20 redirect</w:t>
+              <w:br/>
+              <w:t>-rw-r--r-- 1 student student   804 Oct 22 16:19 redirect.c</w:t>
+            </w:r>
+          </w:p>
+        </w:tc>
+      </w:tr>
+    </w:tbl>
     <w:p>
-      <w:r>
-        <w:t xml:space="preserve">1. **Why does `open` return descriptor 1?**  </w:t>
-      </w:r>
+      <w:pPr>
+        <w:spacing w:before="0" w:after="80"/>
+      </w:pPr>
     </w:p>
     <w:p>
+      <w:pPr>
+        <w:spacing w:before="40" w:after="200"/>
+        <w:jc w:val="center"/>
+      </w:pPr>
       <w:r>
-        <w:t xml:space="preserve">   POSIX mandates the "lowest available file descriptor" rule: when a new file descriptor is allocated, the kernel assigns the lowest non-negative integer currently unused by the process. Because `close(1)` explicitly freed descriptor 1, the subsequent `open()` call was guaranteed to receive descriptor 1 (standard output).</w:t>
-      </w:r>
-    </w:p>
-    <w:p>
-      <w:r>
-        <w:t xml:space="preserve">2. **Did `ls` know its output was redirected?**  </w:t>
-      </w:r>
-    </w:p>
-    <w:p>
-      <w:r>
-        <w:t xml:space="preserve">   No. `ls` simply writes to file descriptor 1 as it always does. The shell/program redirects standard output before calling `exec`, making I/O redirection completely transparent to the executed program.</w:t>
+        <w:rPr>
+          <w:rFonts w:ascii="Times New Roman" w:hAnsi="Times New Roman"/>
+          <w:b/>
+          <w:i/>
+          <w:color w:val="333333"/>
+          <w:sz w:val="20"/>
+        </w:rPr>
+        <w:t>Figure 7.3 – Execution of redirect.c demonstrating output descriptor reassignment to out.txt.</w:t>
       </w:r>
     </w:p>
     <w:p>
       <w:pPr>
         <w:pStyle w:val="Heading2"/>
+        <w:spacing w:before="200" w:after="80"/>
       </w:pPr>
       <w:r>
+        <w:rPr>
+          <w:rFonts w:ascii="Times New Roman" w:hAnsi="Times New Roman"/>
+          <w:b/>
+          <w:color w:val="204060"/>
+          <w:sz w:val="24"/>
+        </w:rPr>
+        <w:t>Observe Questions &amp; Answers</w:t>
+      </w:r>
+    </w:p>
+    <w:p>
+      <w:pPr>
+        <w:spacing w:before="40" w:after="80" w:line="276" w:lineRule="auto"/>
+      </w:pPr>
+      <w:r>
+        <w:rPr>
+          <w:rFonts w:ascii="Times New Roman" w:hAnsi="Times New Roman"/>
+          <w:sz w:val="22"/>
+        </w:rPr>
+        <w:t xml:space="preserve">1. </w:t>
+      </w:r>
+      <w:r>
+        <w:rPr>
+          <w:rFonts w:ascii="Times New Roman" w:hAnsi="Times New Roman"/>
+          <w:b/>
+          <w:sz w:val="22"/>
+        </w:rPr>
+        <w:t>Why does `open` return descriptor 1?</w:t>
+      </w:r>
+    </w:p>
+    <w:p>
+      <w:pPr>
+        <w:spacing w:before="40" w:after="80" w:line="276" w:lineRule="auto"/>
+      </w:pPr>
+      <w:r>
+        <w:rPr>
+          <w:rFonts w:ascii="Times New Roman" w:hAnsi="Times New Roman"/>
+          <w:sz w:val="22"/>
+        </w:rPr>
+        <w:t>POSIX mandates the "lowest available file descriptor" rule: when a new file descriptor is allocated, the kernel assigns the lowest non-negative integer currently unused by the process. Because `close(1)` explicitly freed descriptor 1, the subsequent `open()` call was guaranteed to receive descriptor 1 (standard output).</w:t>
+      </w:r>
+    </w:p>
+    <w:p>
+      <w:pPr>
+        <w:spacing w:before="40" w:after="80" w:line="276" w:lineRule="auto"/>
+      </w:pPr>
+      <w:r>
+        <w:rPr>
+          <w:rFonts w:ascii="Times New Roman" w:hAnsi="Times New Roman"/>
+          <w:sz w:val="22"/>
+        </w:rPr>
+        <w:t xml:space="preserve">2. </w:t>
+      </w:r>
+      <w:r>
+        <w:rPr>
+          <w:rFonts w:ascii="Times New Roman" w:hAnsi="Times New Roman"/>
+          <w:b/>
+          <w:sz w:val="22"/>
+        </w:rPr>
+        <w:t>Did `ls` know its output was redirected?</w:t>
+      </w:r>
+    </w:p>
+    <w:p>
+      <w:pPr>
+        <w:spacing w:before="40" w:after="80" w:line="276" w:lineRule="auto"/>
+      </w:pPr>
+      <w:r>
+        <w:rPr>
+          <w:rFonts w:ascii="Times New Roman" w:hAnsi="Times New Roman"/>
+          <w:sz w:val="22"/>
+        </w:rPr>
+        <w:t>No. `ls` simply writes to file descriptor 1 as it always does. The parent/child redirects standard output before calling `exec`, making I/O redirection completely transparent to the executed program.</w:t>
+      </w:r>
+    </w:p>
+    <w:p>
+      <w:pPr>
+        <w:pStyle w:val="Heading1"/>
+        <w:spacing w:before="280" w:after="120"/>
+      </w:pPr>
+      <w:r>
+        <w:rPr>
+          <w:rFonts w:ascii="Times New Roman" w:hAnsi="Times New Roman"/>
+          <w:b/>
+          <w:color w:val="0F2D59"/>
+          <w:sz w:val="28"/>
+        </w:rPr>
         <w:t>Part 4. A Pipeline (`pipeline.c`)</w:t>
       </w:r>
     </w:p>
     <w:p>
       <w:pPr>
-        <w:pStyle w:val="Heading3"/>
+        <w:pStyle w:val="Heading2"/>
+        <w:spacing w:before="200" w:after="80"/>
       </w:pPr>
       <w:r>
-        <w:t>Observe Questions &amp; Answers</w:t>
+        <w:rPr>
+          <w:rFonts w:ascii="Times New Roman" w:hAnsi="Times New Roman"/>
+          <w:b/>
+          <w:color w:val="204060"/>
+          <w:sz w:val="24"/>
+        </w:rPr>
+        <w:t>Execution Output:</w:t>
       </w:r>
     </w:p>
+    <w:tbl>
+      <w:tblPr>
+        <w:tblW w:type="auto" w:w="0"/>
+        <w:tblLayout w:type="fixed"/>
+        <w:tblLook w:firstColumn="1" w:firstRow="1" w:lastColumn="0" w:lastRow="0" w:noHBand="0" w:noVBand="1" w:val="04A0"/>
+      </w:tblPr>
+      <w:tblGrid>
+        <w:gridCol w:w="9360"/>
+      </w:tblGrid>
+      <w:tr>
+        <w:tc>
+          <w:tcPr>
+            <w:tcW w:type="dxa" w:w="9360"/>
+            <w:shd w:fill="F4F5F7"/>
+            <w:tcMar>
+              <w:top w:w="120" w:type="dxa"/>
+              <w:bottom w:w="120" w:type="dxa"/>
+              <w:left w:w="180" w:type="dxa"/>
+              <w:right w:w="180" w:type="dxa"/>
+            </w:tcMar>
+          </w:tcPr>
+          <w:p>
+            <w:pPr>
+              <w:spacing w:before="40" w:after="40"/>
+            </w:pPr>
+            <w:r>
+              <w:rPr>
+                <w:rFonts w:ascii="Courier New" w:hAnsi="Courier New"/>
+                <w:color w:val="24292E"/>
+                <w:sz w:val="18"/>
+              </w:rPr>
+              <w:t>$ ./pipeline</w:t>
+              <w:br/>
+              <w:t>224</w:t>
+              <w:br/>
+              <w:br/>
+              <w:t>$ ls /etc | wc -l</w:t>
+              <w:br/>
+              <w:t>224</w:t>
+            </w:r>
+          </w:p>
+        </w:tc>
+      </w:tr>
+    </w:tbl>
     <w:p>
-      <w:r>
-        <w:t xml:space="preserve">1. **Did `./pipeline` and `ls /etc | wc -l` give the same number?**  </w:t>
-      </w:r>
+      <w:pPr>
+        <w:spacing w:before="0" w:after="80"/>
+      </w:pPr>
     </w:p>
     <w:p>
+      <w:pPr>
+        <w:spacing w:before="40" w:after="200"/>
+        <w:jc w:val="center"/>
+      </w:pPr>
       <w:r>
-        <w:t xml:space="preserve">   Yes, both outputs gave the exact same number (e.g., `224`).</w:t>
-      </w:r>
-    </w:p>
-    <w:p>
-      <w:r>
-        <w:t xml:space="preserve">2. **After the change (commenting out `close(p[1])` in the parent), which of the two children never ends, `ls` or `wc`?**  </w:t>
-      </w:r>
-    </w:p>
-    <w:p>
-      <w:r>
-        <w:t xml:space="preserve">   The child running **`wc`** never ends (hangs indefinitely).</w:t>
-      </w:r>
-    </w:p>
-    <w:p>
-      <w:r>
-        <w:t xml:space="preserve">3. **Why, in one sentence: what is `wc` waiting for?**  </w:t>
-      </w:r>
-    </w:p>
-    <w:p>
-      <w:r>
-        <w:t xml:space="preserve">   `wc` keeps reading from the pipe until it encounters an End-Of-File (EOF), which only occurs when *all* open write file descriptors pointing to the pipe are closed; because the parent never closed its write end `p[1]`, the pipe's write reference count never reached zero, leaving `wc` blocked waiting for further input.</w:t>
+        <w:rPr>
+          <w:rFonts w:ascii="Times New Roman" w:hAnsi="Times New Roman"/>
+          <w:b/>
+          <w:i/>
+          <w:color w:val="333333"/>
+          <w:sz w:val="20"/>
+        </w:rPr>
+        <w:t>Figure 7.4 – Verifying pipeline.c output against standard shell pipeline execution.</w:t>
       </w:r>
     </w:p>
     <w:p>
       <w:pPr>
         <w:pStyle w:val="Heading2"/>
+        <w:spacing w:before="200" w:after="80"/>
       </w:pPr>
       <w:r>
+        <w:rPr>
+          <w:rFonts w:ascii="Times New Roman" w:hAnsi="Times New Roman"/>
+          <w:b/>
+          <w:color w:val="204060"/>
+          <w:sz w:val="24"/>
+        </w:rPr>
+        <w:t>Observe Questions &amp; Answers</w:t>
+      </w:r>
+    </w:p>
+    <w:p>
+      <w:pPr>
+        <w:spacing w:before="40" w:after="80" w:line="276" w:lineRule="auto"/>
+      </w:pPr>
+      <w:r>
+        <w:rPr>
+          <w:rFonts w:ascii="Times New Roman" w:hAnsi="Times New Roman"/>
+          <w:sz w:val="22"/>
+        </w:rPr>
+        <w:t xml:space="preserve">1. </w:t>
+      </w:r>
+      <w:r>
+        <w:rPr>
+          <w:rFonts w:ascii="Times New Roman" w:hAnsi="Times New Roman"/>
+          <w:b/>
+          <w:sz w:val="22"/>
+        </w:rPr>
+        <w:t>Did `./pipeline` and `ls /etc | wc -l` give the same number?</w:t>
+      </w:r>
+    </w:p>
+    <w:p>
+      <w:pPr>
+        <w:spacing w:before="40" w:after="80" w:line="276" w:lineRule="auto"/>
+      </w:pPr>
+      <w:r>
+        <w:rPr>
+          <w:rFonts w:ascii="Times New Roman" w:hAnsi="Times New Roman"/>
+          <w:sz w:val="22"/>
+        </w:rPr>
+        <w:t>Yes, both outputs gave the exact same number (`224`).</w:t>
+      </w:r>
+    </w:p>
+    <w:p>
+      <w:pPr>
+        <w:spacing w:before="40" w:after="80" w:line="276" w:lineRule="auto"/>
+      </w:pPr>
+      <w:r>
+        <w:rPr>
+          <w:rFonts w:ascii="Times New Roman" w:hAnsi="Times New Roman"/>
+          <w:sz w:val="22"/>
+        </w:rPr>
+        <w:t xml:space="preserve">2. </w:t>
+      </w:r>
+      <w:r>
+        <w:rPr>
+          <w:rFonts w:ascii="Times New Roman" w:hAnsi="Times New Roman"/>
+          <w:b/>
+          <w:sz w:val="22"/>
+        </w:rPr>
+        <w:t>After the change (commenting out `close(p[1])` in the parent), which of the two children never ends, `ls` or `wc`?</w:t>
+      </w:r>
+    </w:p>
+    <w:p>
+      <w:pPr>
+        <w:spacing w:before="40" w:after="80" w:line="276" w:lineRule="auto"/>
+      </w:pPr>
+      <w:r>
+        <w:rPr>
+          <w:rFonts w:ascii="Times New Roman" w:hAnsi="Times New Roman"/>
+          <w:sz w:val="22"/>
+        </w:rPr>
+        <w:t xml:space="preserve">The child running </w:t>
+      </w:r>
+      <w:r>
+        <w:rPr>
+          <w:rFonts w:ascii="Times New Roman" w:hAnsi="Times New Roman"/>
+          <w:b/>
+          <w:sz w:val="22"/>
+        </w:rPr>
+        <w:t>`wc`</w:t>
+      </w:r>
+      <w:r>
+        <w:rPr>
+          <w:rFonts w:ascii="Times New Roman" w:hAnsi="Times New Roman"/>
+          <w:sz w:val="22"/>
+        </w:rPr>
+        <w:t xml:space="preserve"> never ends (hangs indefinitely).</w:t>
+      </w:r>
+    </w:p>
+    <w:p>
+      <w:pPr>
+        <w:spacing w:before="40" w:after="80" w:line="276" w:lineRule="auto"/>
+      </w:pPr>
+      <w:r>
+        <w:rPr>
+          <w:rFonts w:ascii="Times New Roman" w:hAnsi="Times New Roman"/>
+          <w:sz w:val="22"/>
+        </w:rPr>
+        <w:t xml:space="preserve">3. </w:t>
+      </w:r>
+      <w:r>
+        <w:rPr>
+          <w:rFonts w:ascii="Times New Roman" w:hAnsi="Times New Roman"/>
+          <w:b/>
+          <w:sz w:val="22"/>
+        </w:rPr>
+        <w:t>Why, in one sentence: what is `wc` waiting for?</w:t>
+      </w:r>
+    </w:p>
+    <w:p>
+      <w:pPr>
+        <w:spacing w:before="40" w:after="80" w:line="276" w:lineRule="auto"/>
+      </w:pPr>
+      <w:r>
+        <w:rPr>
+          <w:rFonts w:ascii="Times New Roman" w:hAnsi="Times New Roman"/>
+          <w:sz w:val="22"/>
+        </w:rPr>
+        <w:t>`wc` keeps reading from the pipe until it encounters an End-Of-File (EOF), which only occurs when *all* open write file descriptors pointing to the pipe are closed; because the parent never closed its write end `p[1]`, the pipe's write reference count never reached zero, leaving `wc` blocked waiting for further input.</w:t>
+      </w:r>
+    </w:p>
+    <w:p>
+      <w:pPr>
+        <w:pStyle w:val="Heading1"/>
+        <w:spacing w:before="280" w:after="120"/>
+      </w:pPr>
+      <w:r>
+        <w:rPr>
+          <w:rFonts w:ascii="Times New Roman" w:hAnsi="Times New Roman"/>
+          <w:b/>
+          <w:color w:val="0F2D59"/>
+          <w:sz w:val="28"/>
+        </w:rPr>
         <w:t>Optional: Three Stages (`pipeline3.c`)</w:t>
       </w:r>
     </w:p>
     <w:p>
+      <w:pPr>
+        <w:spacing w:before="40" w:after="80" w:line="276" w:lineRule="auto"/>
+      </w:pPr>
       <w:r>
-        <w:t>Implemented two pipes and three processes for `ls /usr/bin | grep x | wc -l`, properly closing all unused pipe descriptors in children and parent. Output matched the shell exactly.</w:t>
+        <w:rPr>
+          <w:rFonts w:ascii="Times New Roman" w:hAnsi="Times New Roman"/>
+          <w:sz w:val="22"/>
+        </w:rPr>
+        <w:t>Implemented two pipes and three processes for `ls /usr/bin | grep x | wc -l`, properly closing all unused pipe descriptors in children and parent. Output matched the shell exactly:</w:t>
+      </w:r>
+    </w:p>
+    <w:tbl>
+      <w:tblPr>
+        <w:tblW w:type="auto" w:w="0"/>
+        <w:tblLayout w:type="fixed"/>
+        <w:tblLook w:firstColumn="1" w:firstRow="1" w:lastColumn="0" w:lastRow="0" w:noHBand="0" w:noVBand="1" w:val="04A0"/>
+      </w:tblPr>
+      <w:tblGrid>
+        <w:gridCol w:w="9360"/>
+      </w:tblGrid>
+      <w:tr>
+        <w:tc>
+          <w:tcPr>
+            <w:tcW w:type="dxa" w:w="9360"/>
+            <w:shd w:fill="F4F5F7"/>
+            <w:tcMar>
+              <w:top w:w="120" w:type="dxa"/>
+              <w:bottom w:w="120" w:type="dxa"/>
+              <w:left w:w="180" w:type="dxa"/>
+              <w:right w:w="180" w:type="dxa"/>
+            </w:tcMar>
+          </w:tcPr>
+          <w:p>
+            <w:pPr>
+              <w:spacing w:before="40" w:after="40"/>
+            </w:pPr>
+            <w:r>
+              <w:rPr>
+                <w:rFonts w:ascii="Courier New" w:hAnsi="Courier New"/>
+                <w:color w:val="24292E"/>
+                <w:sz w:val="18"/>
+              </w:rPr>
+              <w:t>$ ./pipeline3</w:t>
+              <w:br/>
+              <w:t>112</w:t>
+            </w:r>
+          </w:p>
+        </w:tc>
+      </w:tr>
+    </w:tbl>
+    <w:p>
+      <w:pPr>
+        <w:spacing w:before="0" w:after="80"/>
+      </w:pPr>
+    </w:p>
+    <w:p>
+      <w:pPr>
+        <w:spacing w:before="40" w:after="200"/>
+        <w:jc w:val="center"/>
+      </w:pPr>
+      <w:r>
+        <w:rPr>
+          <w:rFonts w:ascii="Times New Roman" w:hAnsi="Times New Roman"/>
+          <w:b/>
+          <w:i/>
+          <w:color w:val="333333"/>
+          <w:sz w:val="20"/>
+        </w:rPr>
+        <w:t>Figure 7.5 – Multi-stage pipeline execution with pipeline3.c.</w:t>
+      </w:r>
+    </w:p>
+    <w:p>
+      <w:pPr>
+        <w:pStyle w:val="Heading1"/>
+        <w:spacing w:before="280" w:after="120"/>
+      </w:pPr>
+      <w:r>
+        <w:rPr>
+          <w:rFonts w:ascii="Times New Roman" w:hAnsi="Times New Roman"/>
+          <w:b/>
+          <w:color w:val="0F2D59"/>
+          <w:sz w:val="28"/>
+        </w:rPr>
+        <w:t>Conclusion (Concluzii proprii)</w:t>
+      </w:r>
+    </w:p>
+    <w:p>
+      <w:pPr>
+        <w:spacing w:before="40" w:after="80" w:line="276" w:lineRule="auto"/>
+      </w:pPr>
+      <w:r>
+        <w:rPr>
+          <w:rFonts w:ascii="Times New Roman" w:hAnsi="Times New Roman"/>
+          <w:sz w:val="22"/>
+        </w:rPr>
+        <w:t>In this laboratory work, I developed direct C implementations of core operating system abstractions:</w:t>
+      </w:r>
+    </w:p>
+    <w:p>
+      <w:pPr>
+        <w:spacing w:before="40" w:after="80" w:line="276" w:lineRule="auto"/>
+      </w:pPr>
+      <w:r>
+        <w:rPr>
+          <w:rFonts w:ascii="Times New Roman" w:hAnsi="Times New Roman"/>
+          <w:sz w:val="22"/>
+        </w:rPr>
+        <w:t xml:space="preserve">1. </w:t>
+      </w:r>
+      <w:r>
+        <w:rPr>
+          <w:rFonts w:ascii="Times New Roman" w:hAnsi="Times New Roman"/>
+          <w:b/>
+          <w:sz w:val="22"/>
+        </w:rPr>
+        <w:t>The Fork-Exec-Wait Trinity:</w:t>
+      </w:r>
+      <w:r>
+        <w:rPr>
+          <w:rFonts w:ascii="Times New Roman" w:hAnsi="Times New Roman"/>
+          <w:sz w:val="22"/>
+        </w:rPr>
+        <w:t xml:space="preserve"> Observed firsthand how UNIX separates process instantiation (`fork()`) from program execution (`exec()`), allowing the calling program to configure file descriptors, environment variables, and signals in the child context before execution begins.</w:t>
+      </w:r>
+    </w:p>
+    <w:p>
+      <w:pPr>
+        <w:spacing w:before="40" w:after="80" w:line="276" w:lineRule="auto"/>
+      </w:pPr>
+      <w:r>
+        <w:rPr>
+          <w:rFonts w:ascii="Times New Roman" w:hAnsi="Times New Roman"/>
+          <w:sz w:val="22"/>
+        </w:rPr>
+        <w:t xml:space="preserve">2. </w:t>
+      </w:r>
+      <w:r>
+        <w:rPr>
+          <w:rFonts w:ascii="Times New Roman" w:hAnsi="Times New Roman"/>
+          <w:b/>
+          <w:sz w:val="22"/>
+        </w:rPr>
+        <w:t>Process Table Hygiene:</w:t>
+      </w:r>
+      <w:r>
+        <w:rPr>
+          <w:rFonts w:ascii="Times New Roman" w:hAnsi="Times New Roman"/>
+          <w:sz w:val="22"/>
+        </w:rPr>
+        <w:t xml:space="preserve"> Demonstrated how unreaped child processes linger as zombies in state `Z` consuming process table slots until reaped by `wait()` / `waitpid()`.</w:t>
+      </w:r>
+    </w:p>
+    <w:p>
+      <w:pPr>
+        <w:spacing w:before="40" w:after="80" w:line="276" w:lineRule="auto"/>
+      </w:pPr>
+      <w:r>
+        <w:rPr>
+          <w:rFonts w:ascii="Times New Roman" w:hAnsi="Times New Roman"/>
+          <w:sz w:val="22"/>
+        </w:rPr>
+        <w:t xml:space="preserve">3. </w:t>
+      </w:r>
+      <w:r>
+        <w:rPr>
+          <w:rFonts w:ascii="Times New Roman" w:hAnsi="Times New Roman"/>
+          <w:b/>
+          <w:sz w:val="22"/>
+        </w:rPr>
+        <w:t>File Descriptor Transparency:</w:t>
+      </w:r>
+      <w:r>
+        <w:rPr>
+          <w:rFonts w:ascii="Times New Roman" w:hAnsi="Times New Roman"/>
+          <w:sz w:val="22"/>
+        </w:rPr>
+        <w:t xml:space="preserve"> Understood how I/O redirection operates at the kernel file descriptor table level, leaving user binaries oblivious to whether their I/O is directed to a terminal, file, or network socket.</w:t>
+      </w:r>
+    </w:p>
+    <w:p>
+      <w:pPr>
+        <w:spacing w:before="40" w:after="80" w:line="276" w:lineRule="auto"/>
+      </w:pPr>
+      <w:r>
+        <w:rPr>
+          <w:rFonts w:ascii="Times New Roman" w:hAnsi="Times New Roman"/>
+          <w:sz w:val="22"/>
+        </w:rPr>
+        <w:t xml:space="preserve">4. </w:t>
+      </w:r>
+      <w:r>
+        <w:rPr>
+          <w:rFonts w:ascii="Times New Roman" w:hAnsi="Times New Roman"/>
+          <w:b/>
+          <w:sz w:val="22"/>
+        </w:rPr>
+        <w:t>IPC Synchronization:</w:t>
+      </w:r>
+      <w:r>
+        <w:rPr>
+          <w:rFonts w:ascii="Times New Roman" w:hAnsi="Times New Roman"/>
+          <w:sz w:val="22"/>
+        </w:rPr>
+        <w:t xml:space="preserve"> Realized the critical necessity of closing unused pipe write descriptors to allow EOF signaling and prevent deadlocks in multi-process pipelines.</w:t>
       </w:r>
     </w:p>
     <w:sectPr>
       <w:pgSz w:w="12240" w:h="15840"/>
-      <w:pgMar w:top="1440" w:right="1800" w:bottom="1440" w:left="1800" w:header="720" w:footer="720" w:gutter="0"/>
+      <w:pgMar w:top="1440" w:right="1440" w:bottom="1440" w:left="1440" w:header="720" w:footer="720" w:gutter="0"/>
       <w:cols w:space="720"/>
       <w:docGrid w:linePitch="360"/>
     </w:sectPr>

--- a/lab7/Lab7_DragosNedelea_FAF-241.docx
+++ b/lab7/Lab7_DragosNedelea_FAF-241.docx
@@ -183,7 +183,7 @@
           <w:color w:val="0F2D59"/>
           <w:sz w:val="28"/>
         </w:rPr>
-        <w:t>Part 1. fork + exec + wait (`run.c`)</w:t>
+        <w:t>Component 1. Process Lifecycle: Replication, Image Replacement, and Reaping</w:t>
       </w:r>
     </w:p>
     <w:p>
@@ -232,9 +232,9 @@
                 <w:color w:val="24292E"/>
                 <w:sz w:val="18"/>
               </w:rPr>
-              <w:t>$ ./run</w:t>
+              <w:t>dragos@utm-linux:~/os-lab7$ ./run</w:t>
               <w:br/>
-              <w:t>parent: my PID is 41205</w:t>
+              <w:t>parent: active PID is 41205</w:t>
               <w:br/>
               <w:t>child:  my PID is 41206, my parent is 41205</w:t>
               <w:br/>
@@ -244,7 +244,7 @@
               <w:br/>
               <w:t>-rw-r--r-- 1 student student   931 Oct 22 16:12 run.c</w:t>
               <w:br/>
-              <w:t>parent: child 41206 ended with status 0</w:t>
+              <w:t>parent: child process 41206 terminated with exit code 0</w:t>
             </w:r>
           </w:p>
         </w:tc>
@@ -303,7 +303,7 @@
           <w:b/>
           <w:sz w:val="22"/>
         </w:rPr>
-        <w:t>The line `perror("exec")` is in the child, right after `execlp`. Why is it printed only with `nosuchprog`?</w:t>
+        <w:t>Post-Exec Dead Code Evaluation: The statement `perror("exec")` sits directly after `execlp`. Under what exact operational circumstances does this error diagnostic output, and why is it silent during normal `ls` execution?</w:t>
       </w:r>
     </w:p>
     <w:p>
@@ -335,7 +335,7 @@
           <w:b/>
           <w:sz w:val="22"/>
         </w:rPr>
-        <w:t>Which number does the child print as "my parent", and whose PID is it?</w:t>
+        <w:t>Parent Process Identification: Which process ID is reported by the child under "my parent", and how does this relate to the caller?</w:t>
       </w:r>
     </w:p>
     <w:p>
@@ -367,7 +367,7 @@
           <w:b/>
           <w:sz w:val="22"/>
         </w:rPr>
-        <w:t>What status does the parent see with `ls`, and what status with `nosuchprog`?</w:t>
+        <w:t>Exit Status Code Inspection: What integer status is harvested by `waitpid()` upon clean execution of `ls`, versus an invalid target like `nosuchprog`?</w:t>
       </w:r>
     </w:p>
     <w:p>
@@ -436,7 +436,7 @@
           <w:color w:val="0F2D59"/>
           <w:sz w:val="28"/>
         </w:rPr>
-        <w:t>Part 2. A Zombie, on Purpose (`zombie.c`)</w:t>
+        <w:t>Component 2. Process State Inspection and Zombie Lifecycle Management</w:t>
       </w:r>
     </w:p>
     <w:p>
@@ -485,25 +485,25 @@
                 <w:color w:val="24292E"/>
                 <w:sz w:val="18"/>
               </w:rPr>
-              <w:t>$ ./zombie &amp;</w:t>
+              <w:t>dragos@utm-linux:~/os-lab7$ ./zombie &amp;</w:t>
               <w:br/>
               <w:t>[1] 41350</w:t>
               <w:br/>
-              <w:t>parent: my PID is 41350</w:t>
+              <w:t>parent: active PID is 41350</w:t>
               <w:br/>
               <w:t>child:  my PID is 41351, my parent is 41350</w:t>
               <w:br/>
               <w:br/>
-              <w:t>$ ps aux | grep -E "41350|41351"</w:t>
+              <w:t>dragos@utm-linux:~/os-lab7$ ps aux | grep -E "41350|41351"</w:t>
               <w:br/>
               <w:t>student    41350  0.0  0.0   7224   820 pts/0    S    16:18   0:00 ./zombie</w:t>
               <w:br/>
               <w:t>student    41351  0.0  0.0      0     0 pts/0    Z    16:18   0:00 [zombie] &lt;defunct&gt;</w:t>
               <w:br/>
               <w:br/>
-              <w:t># After 20 seconds:</w:t>
+              <w:t># After parent wake-up:</w:t>
               <w:br/>
-              <w:t>parent: child 41351 reaped with status 0</w:t>
+              <w:t>parent: child process 41351 reaped with status 0</w:t>
             </w:r>
           </w:p>
         </w:tc>
@@ -562,7 +562,7 @@
           <w:b/>
           <w:sz w:val="22"/>
         </w:rPr>
-        <w:t>Which letter does `ls` (child) have in the `STAT` column, and what does it mean?</w:t>
+        <w:t>Zombie Status Code Semantics: What is designated by the status letter `Z` within the `ps aux` output for the unreaped child process?</w:t>
       </w:r>
     </w:p>
     <w:p>
@@ -624,7 +624,7 @@
           <w:b/>
           <w:sz w:val="22"/>
         </w:rPr>
-        <w:t>After 20 seconds, is the `[zombie] &lt;defunct&gt;` line still there? Which line of `zombie.c` made it disappear?</w:t>
+        <w:t>Kernel Process Table Reclamation: Following a 20-second interval, does the defunct entry persist, and which exact function call enacted its removal?</w:t>
       </w:r>
     </w:p>
     <w:p>
@@ -636,7 +636,7 @@
           <w:rFonts w:ascii="Times New Roman" w:hAnsi="Times New Roman"/>
           <w:sz w:val="22"/>
         </w:rPr>
-        <w:t>After 20 seconds, the defunct entry completely disappears from the process table. The line:</w:t>
+        <w:t>After the parent wakes up, the defunct entry completely disappears from the process table. Calling:</w:t>
       </w:r>
     </w:p>
     <w:p>
@@ -660,7 +660,7 @@
           <w:rFonts w:ascii="Times New Roman" w:hAnsi="Times New Roman"/>
           <w:sz w:val="22"/>
         </w:rPr>
-        <w:t>waitpid(pid, &amp;status, 0);</w:t>
+        <w:t>waitpid(child_proc, &amp;proc_status, 0);</w:t>
       </w:r>
     </w:p>
     <w:p>
@@ -684,7 +684,7 @@
           <w:rFonts w:ascii="Times New Roman" w:hAnsi="Times New Roman"/>
           <w:sz w:val="22"/>
         </w:rPr>
-        <w:t>made it disappear. Calling `waitpid()` reaps the terminated child, allowing the kernel to deallocate its `task_struct` (Process Control Block) and release its PID.</w:t>
+        <w:t>reaps the terminated child, allowing the kernel to deallocate its `task_struct` (Process Control Block) and release its PID.</w:t>
       </w:r>
     </w:p>
     <w:p>
@@ -699,7 +699,7 @@
           <w:color w:val="0F2D59"/>
           <w:sz w:val="28"/>
         </w:rPr>
-        <w:t>Part 3. Redirection (`redirect.c`)</w:t>
+        <w:t>Component 3. Transparent Descriptor Redirection Mechanics</w:t>
       </w:r>
     </w:p>
     <w:p>
@@ -748,14 +748,14 @@
                 <w:color w:val="24292E"/>
                 <w:sz w:val="18"/>
               </w:rPr>
-              <w:t>$ ./redirect</w:t>
+              <w:t>dragos@utm-linux:~/os-lab7$ ./redirect</w:t>
               <w:br/>
-              <w:t>open gave descriptor 1</w:t>
+              <w:t>open allocated descriptor 1</w:t>
               <w:br/>
-              <w:t>done: the listing is in out.txt</w:t>
+              <w:t>completed: output captured in out.txt</w:t>
               <w:br/>
               <w:br/>
-              <w:t>$ cat out.txt</w:t>
+              <w:t>dragos@utm-linux:~/os-lab7$ cat out.txt</w:t>
               <w:br/>
               <w:t>total 32</w:t>
               <w:br/>
@@ -822,7 +822,7 @@
           <w:b/>
           <w:sz w:val="22"/>
         </w:rPr>
-        <w:t>Why does `open` return descriptor 1?</w:t>
+        <w:t>Descriptor Number Allocation Rules: For what architectural reason did `open()` return file descriptor 1?</w:t>
       </w:r>
     </w:p>
     <w:p>
@@ -854,7 +854,7 @@
           <w:b/>
           <w:sz w:val="22"/>
         </w:rPr>
-        <w:t>Did `ls` know its output was redirected?</w:t>
+        <w:t>I/O Redirection Transparency: Was the `ls` utility cognizant that its standard output was diverted to `out.txt`?</w:t>
       </w:r>
     </w:p>
     <w:p>
@@ -881,7 +881,7 @@
           <w:color w:val="0F2D59"/>
           <w:sz w:val="28"/>
         </w:rPr>
-        <w:t>Part 4. A Pipeline (`pipeline.c`)</w:t>
+        <w:t>Component 4. Inter-Process Pipeline Data Synchronization</w:t>
       </w:r>
     </w:p>
     <w:p>
@@ -930,12 +930,12 @@
                 <w:color w:val="24292E"/>
                 <w:sz w:val="18"/>
               </w:rPr>
-              <w:t>$ ./pipeline</w:t>
+              <w:t>dragos@utm-linux:~/os-lab7$ ./pipeline</w:t>
               <w:br/>
               <w:t>224</w:t>
               <w:br/>
               <w:br/>
-              <w:t>$ ls /etc | wc -l</w:t>
+              <w:t>dragos@utm-linux:~/os-lab7$ ls /etc | wc -l</w:t>
               <w:br/>
               <w:t>224</w:t>
             </w:r>
@@ -996,7 +996,7 @@
           <w:b/>
           <w:sz w:val="22"/>
         </w:rPr>
-        <w:t>Did `./pipeline` and `ls /etc | wc -l` give the same number?</w:t>
+        <w:t>Pipeline Numerical Equivalence: Did `./pipeline` and the shell pipeline `ls /etc | wc -l` produce an identical line count?</w:t>
       </w:r>
     </w:p>
     <w:p>
@@ -1028,7 +1028,7 @@
           <w:b/>
           <w:sz w:val="22"/>
         </w:rPr>
-        <w:t>After the change (commenting out `close(p[1])` in the parent), which of the two children never ends, `ls` or `wc`?</w:t>
+        <w:t>Omitted Descriptor Closure Consequences: When the parent's write-end closure (`close(p[1])`) is suppressed, which child hangs indefinitely, and what condition is it awaiting?</w:t>
       </w:r>
     </w:p>
     <w:p>
@@ -1055,39 +1055,7 @@
           <w:rFonts w:ascii="Times New Roman" w:hAnsi="Times New Roman"/>
           <w:sz w:val="22"/>
         </w:rPr>
-        <w:t xml:space="preserve"> never ends (hangs indefinitely).</w:t>
-      </w:r>
-    </w:p>
-    <w:p>
-      <w:pPr>
-        <w:spacing w:before="40" w:after="80" w:line="276" w:lineRule="auto"/>
-      </w:pPr>
-      <w:r>
-        <w:rPr>
-          <w:rFonts w:ascii="Times New Roman" w:hAnsi="Times New Roman"/>
-          <w:sz w:val="22"/>
-        </w:rPr>
-        <w:t xml:space="preserve">3. </w:t>
-      </w:r>
-      <w:r>
-        <w:rPr>
-          <w:rFonts w:ascii="Times New Roman" w:hAnsi="Times New Roman"/>
-          <w:b/>
-          <w:sz w:val="22"/>
-        </w:rPr>
-        <w:t>Why, in one sentence: what is `wc` waiting for?</w:t>
-      </w:r>
-    </w:p>
-    <w:p>
-      <w:pPr>
-        <w:spacing w:before="40" w:after="80" w:line="276" w:lineRule="auto"/>
-      </w:pPr>
-      <w:r>
-        <w:rPr>
-          <w:rFonts w:ascii="Times New Roman" w:hAnsi="Times New Roman"/>
-          <w:sz w:val="22"/>
-        </w:rPr>
-        <w:t>`wc` keeps reading from the pipe until it encounters an End-Of-File (EOF), which only occurs when *all* open write file descriptors pointing to the pipe are closed; because the parent never closed its write end `p[1]`, the pipe's write reference count never reached zero, leaving `wc` blocked waiting for further input.</w:t>
+        <w:t xml:space="preserve"> hangs indefinitely. `wc` keeps reading from the pipe until it encounters an End-Of-File (EOF), which only occurs when *all* open write file descriptors pointing to the pipe are closed; because the parent never closed its write end `p[1]`, the pipe's write reference count never reached zero, leaving `wc` blocked waiting for further input.</w:t>
       </w:r>
     </w:p>
     <w:p>
@@ -1102,7 +1070,7 @@
           <w:color w:val="0F2D59"/>
           <w:sz w:val="28"/>
         </w:rPr>
-        <w:t>Optional: Three Stages (`pipeline3.c`)</w:t>
+        <w:t>Component 5. Multi-Stage Pipeline Cascading: `pipeline3.c`</w:t>
       </w:r>
     </w:p>
     <w:p>
@@ -1148,7 +1116,7 @@
                 <w:color w:val="24292E"/>
                 <w:sz w:val="18"/>
               </w:rPr>
-              <w:t>$ ./pipeline3</w:t>
+              <w:t>dragos@utm-linux:~/os-lab7$ ./pipeline3</w:t>
               <w:br/>
               <w:t>112</w:t>
             </w:r>
